--- a/2026/10. 8 Juli 2026 - Rapat Kesantrian/TATIB MABAIZ 2026-2027.docx
+++ b/2026/10. 8 Juli 2026 - Rapat Kesantrian/TATIB MABAIZ 2026-2027.docx
@@ -1537,11 +1537,12 @@
       </w:pPr>
       <w:r>
         <w:rPr>
-          <w:rFonts w:eastAsia="Times New Roman" w:cstheme="minorHAnsi"/>
-          <w:sz w:val="24"/>
-          <w:szCs w:val="24"/>
-        </w:rPr>
-        <w:t>Merendam pakaian lebih dari satu hari</w:t>
+          <w:rFonts w:hint="default" w:eastAsia="Times New Roman" w:cstheme="minorHAnsi"/>
+          <w:sz w:val="24"/>
+          <w:szCs w:val="24"/>
+          <w:lang w:val="en-US"/>
+        </w:rPr>
+        <w:t>Santri putra dilarang qozak</w:t>
       </w:r>
     </w:p>
     <w:p>
@@ -1563,11 +1564,73 @@
       </w:pPr>
       <w:r>
         <w:rPr>
-          <w:rFonts w:eastAsia="Times New Roman" w:cstheme="minorHAnsi"/>
-          <w:sz w:val="24"/>
-          <w:szCs w:val="24"/>
-        </w:rPr>
-        <w:t>Meletakkan peralatan mandi di atas bak mandi</w:t>
+          <w:rFonts w:hint="default" w:eastAsia="Times New Roman" w:cstheme="minorHAnsi"/>
+          <w:sz w:val="24"/>
+          <w:szCs w:val="24"/>
+          <w:lang w:val="en-US"/>
+        </w:rPr>
+        <w:t>Santri dilarang mewarnai rambut</w:t>
+      </w:r>
+    </w:p>
+    <w:p>
+      <w:pPr>
+        <w:pStyle w:val="9"/>
+        <w:numPr>
+          <w:ilvl w:val="1"/>
+          <w:numId w:val="8"/>
+        </w:numPr>
+        <w:shd w:val="clear" w:color="auto" w:fill="FFFFFF"/>
+        <w:spacing w:after="0" w:line="240" w:lineRule="auto"/>
+        <w:ind w:left="1560" w:hanging="468"/>
+        <w:jc w:val="both"/>
+        <w:rPr>
+          <w:rFonts w:eastAsia="Times New Roman" w:cstheme="minorHAnsi"/>
+          <w:sz w:val="24"/>
+          <w:szCs w:val="24"/>
+        </w:rPr>
+      </w:pPr>
+      <w:r>
+        <w:rPr>
+          <w:rFonts w:eastAsia="Times New Roman" w:cstheme="minorHAnsi"/>
+          <w:sz w:val="24"/>
+          <w:szCs w:val="24"/>
+        </w:rPr>
+        <w:t>Merendam pakaian lebih dari satu hari</w:t>
+      </w:r>
+    </w:p>
+    <w:p>
+      <w:pPr>
+        <w:pStyle w:val="9"/>
+        <w:numPr>
+          <w:ilvl w:val="1"/>
+          <w:numId w:val="8"/>
+        </w:numPr>
+        <w:shd w:val="clear" w:color="auto" w:fill="FFFFFF"/>
+        <w:spacing w:after="0" w:line="240" w:lineRule="auto"/>
+        <w:ind w:left="1560" w:hanging="468"/>
+        <w:jc w:val="both"/>
+        <w:rPr>
+          <w:rFonts w:eastAsia="Times New Roman" w:cstheme="minorHAnsi"/>
+          <w:sz w:val="24"/>
+          <w:szCs w:val="24"/>
+        </w:rPr>
+      </w:pPr>
+      <w:r>
+        <w:rPr>
+          <w:rFonts w:eastAsia="Times New Roman" w:cstheme="minorHAnsi"/>
+          <w:sz w:val="24"/>
+          <w:szCs w:val="24"/>
+        </w:rPr>
+        <w:t xml:space="preserve">Meletakkan peralatan mandi </w:t>
+      </w:r>
+      <w:r>
+        <w:rPr>
+          <w:rFonts w:hint="default" w:eastAsia="Times New Roman" w:cstheme="minorHAnsi"/>
+          <w:sz w:val="24"/>
+          <w:szCs w:val="24"/>
+          <w:lang w:val="en-US"/>
+        </w:rPr>
+        <w:t>tidak pada tempatnya</w:t>
       </w:r>
     </w:p>
     <w:p>
@@ -4061,7 +4124,26 @@
           <w:szCs w:val="24"/>
           <w:highlight w:val="yellow"/>
         </w:rPr>
-        <w:t>Kegiatan halaqah yang dilakukan di luar area MABAIZ harus mendapat izin dari kepala MABAIZ</w:t>
+        <w:t>Kegiatan halaqah yang dilakukan di luar area MABAIZ harus mendapat izin dari</w:t>
+      </w:r>
+      <w:r>
+        <w:rPr>
+          <w:rFonts w:hint="default" w:eastAsia="Times New Roman" w:cstheme="minorHAnsi"/>
+          <w:sz w:val="24"/>
+          <w:szCs w:val="24"/>
+          <w:highlight w:val="yellow"/>
+          <w:lang w:val="en-US"/>
+        </w:rPr>
+        <w:t xml:space="preserve"> Waka Kesantrian dan</w:t>
+      </w:r>
+      <w:r>
+        <w:rPr>
+          <w:rFonts w:eastAsia="Times New Roman" w:cstheme="minorHAnsi"/>
+          <w:sz w:val="24"/>
+          <w:szCs w:val="24"/>
+          <w:highlight w:val="yellow"/>
+        </w:rPr>
+        <w:t xml:space="preserve"> kepala MABAIZ</w:t>
       </w:r>
     </w:p>
     <w:p>
@@ -5197,6 +5279,7 @@
           <w:rFonts w:hint="default" w:eastAsia="Times New Roman" w:cstheme="minorHAnsi"/>
           <w:sz w:val="24"/>
           <w:szCs w:val="24"/>
+          <w:highlight w:val="yellow"/>
           <w:lang w:val="en-US"/>
         </w:rPr>
       </w:pPr>
@@ -5205,6 +5288,7 @@
           <w:rFonts w:hint="default" w:eastAsia="Times New Roman" w:cstheme="minorHAnsi"/>
           <w:sz w:val="24"/>
           <w:szCs w:val="24"/>
+          <w:highlight w:val="yellow"/>
           <w:lang w:val="en-US"/>
         </w:rPr>
         <w:t>Santri dilarang menggunakan HP di luar jadwal penelponan (khususnya ketika waktu penjengukan dan kajian Selasa malam)</w:t>
@@ -5255,7 +5339,6 @@
           <w:lang w:val="en-US"/>
         </w:rPr>
       </w:pPr>
-      <w:bookmarkStart w:id="0" w:name="_GoBack"/>
       <w:r>
         <w:rPr>
           <w:rFonts w:hint="default" w:eastAsia="Times New Roman" w:cstheme="minorHAnsi"/>
@@ -5288,6 +5371,7 @@
           <w:bCs/>
           <w:sz w:val="24"/>
           <w:szCs w:val="24"/>
+          <w:highlight w:val="yellow"/>
           <w:lang w:val="en-US"/>
         </w:rPr>
       </w:pPr>
@@ -5298,12 +5382,12 @@
           <w:bCs/>
           <w:sz w:val="24"/>
           <w:szCs w:val="24"/>
+          <w:highlight w:val="yellow"/>
           <w:lang w:val="en-US"/>
         </w:rPr>
         <w:t>Uang Saku Santri</w:t>
       </w:r>
     </w:p>
-    <w:bookmarkEnd w:id="0"/>
     <w:p>
       <w:pPr>
         <w:pStyle w:val="9"/>
@@ -5334,9 +5418,6 @@
           <w:numId w:val="23"/>
         </w:numPr>
         <w:shd w:val="clear" w:color="auto" w:fill="FFFFFF"/>
-        <w:tabs>
-          <w:tab w:val="left" w:pos="720"/>
-        </w:tabs>
         <w:spacing w:after="0" w:line="240" w:lineRule="auto"/>
         <w:contextualSpacing/>
         <w:jc w:val="both"/>
@@ -5365,9 +5446,6 @@
           <w:numId w:val="23"/>
         </w:numPr>
         <w:shd w:val="clear" w:color="auto" w:fill="FFFFFF"/>
-        <w:tabs>
-          <w:tab w:val="left" w:pos="720"/>
-        </w:tabs>
         <w:spacing w:after="0" w:line="240" w:lineRule="auto"/>
         <w:contextualSpacing/>
         <w:jc w:val="both"/>
@@ -5385,7 +5463,7 @@
           <w:szCs w:val="24"/>
           <w:lang w:val="en-US"/>
         </w:rPr>
-        <w:t>Uang sangu santri disetorkan hanya ke website sangu.mabaiz.com</w:t>
+        <w:t>Uang sangu santri disetorkan hanya ke website sangu.mabaiz.com atau dititipkan ke Ustadz Imanuddin, Lc., M.E</w:t>
       </w:r>
     </w:p>
     <w:p>
@@ -5396,9 +5474,6 @@
           <w:numId w:val="23"/>
         </w:numPr>
         <w:shd w:val="clear" w:color="auto" w:fill="FFFFFF"/>
-        <w:tabs>
-          <w:tab w:val="left" w:pos="720"/>
-        </w:tabs>
         <w:spacing w:after="0" w:line="240" w:lineRule="auto"/>
         <w:contextualSpacing/>
         <w:jc w:val="both"/>
@@ -5416,8 +5491,10 @@
           <w:szCs w:val="24"/>
           <w:lang w:val="en-US"/>
         </w:rPr>
-        <w:t>Akan dibahas pada rapat berikutnya</w:t>
-      </w:r>
+        <w:t>Limit belanja santri per pekan adalah Rp 50.000</w:t>
+      </w:r>
+      <w:bookmarkStart w:id="0" w:name="_GoBack"/>
+      <w:bookmarkEnd w:id="0"/>
     </w:p>
     <w:p>
       <w:pPr>
@@ -5548,7 +5625,7 @@
           <w:szCs w:val="24"/>
           <w:lang w:val="en-US"/>
         </w:rPr>
-        <w:t xml:space="preserve"> 8 </w:t>
+        <w:t xml:space="preserve"> 9 </w:t>
       </w:r>
       <w:r>
         <w:rPr>
